--- a/templates/word/Quote_Acceptance_Form_TEMPLATE.docx
+++ b/templates/word/Quote_Acceptance_Form_TEMPLATE.docx
@@ -540,7 +540,7 @@
                 <w:rFonts w:ascii="Arial" w:hAnsi="Arial"/>
                 <w:sz w:val="20"/>
               </w:rPr>
-              <w:t>[PHONE]</w:t>
+              <w:t>[CLIENT_PHONE]</w:t>
             </w:r>
           </w:p>
         </w:tc>
@@ -584,7 +584,7 @@
                 <w:rFonts w:ascii="Arial" w:hAnsi="Arial"/>
                 <w:sz w:val="20"/>
               </w:rPr>
-              <w:t>[EMAIL]</w:t>
+              <w:t>[CLIENT_EMAIL]</w:t>
             </w:r>
           </w:p>
         </w:tc>
